--- a/applications/smaller_firms/letters/01_Will_McGowan_CoverLetter_DCAdvisory.docx
+++ b/applications/smaller_firms/letters/01_Will_McGowan_CoverLetter_DCAdvisory.docx
@@ -172,7 +172,7 @@
         <w:rPr>
           <w:b w:val="0"/>
         </w:rPr>
-        <w:t>DC Advisory stands out to me because it pairs a mid-market focus, where analysts see deals from origination to completion, with real depth in infrastructure and energy; in June 2026 it advised OMERS Private Equity on the sale of Network Plus, which helps maintain and improve the UK's critical infrastructure, to Warburg Pincus. My dissertation on European gas markets has given me a working understanding of how energy and utility businesses earn and risk their returns, and a programme that recruits only eight to ten graduates a year would let me contribute to live deals early.</w:t>
+        <w:t>DC Advisory stands out to me because it pairs a mid-market focus, where analysts see deals from origination to completion, with real depth in infrastructure and energy; in June 2026 it advised OMERS Private Equity on the sale of Network Plus, which helps maintain and improve the UK's critical infrastructure, to Warburg Pincus. My dissertation on how oil-price risk is hedged is giving me a working understanding of how energy-price exposure shapes returns, and a programme that recruits only eight to ten graduates a year would let me contribute to live deals early.</w:t>
       </w:r>
     </w:p>
     <w:p>
